--- a/CORTEX_Ecosystem_PRD_SRS_Pack/02_CORTEX_Personal_PRD_SRS.docx
+++ b/CORTEX_Ecosystem_PRD_SRS_Pack/02_CORTEX_Personal_PRD_SRS.docx
@@ -3580,6 +3580,87 @@
         <w:t>- **Gateway Dispatcher**: `execute_personal(action, params)` in `src/cortex_m/gateway.py`</w:t>
       </w:r>
     </w:p>
+    <w:p>
+      <w:pPr>
+        <w:pStyle w:val="Heading1"/>
+      </w:pPr>
+      <w:r>
+        <w:t>Technical Architecture &amp; Mathematical Formulations</w:t>
+      </w:r>
+    </w:p>
+    <w:p>
+      <w:r>
+        <w:t>### Technical Architecture &amp; Mathematical Foundations: CORTEX-Personal</w:t>
+      </w:r>
+    </w:p>
+    <w:p>
+      <w:r>
+        <w:t>- **Tabula Rasa Epistemic Verification**: Projection onto synaptic weight matrix $W_{\text{personal}}$ determines evidence threshold $S = \|W x\| / \|x\|$. If $S &lt; \tau_{\text{novelty}}$, returns `INSUFFICIENT_EVIDENCE` (honest abstention).</w:t>
+      </w:r>
+    </w:p>
+    <w:p>
+      <w:r>
+        <w:t>- **Continuous Online Hebbian Imprinting**: Weight adaptation uses bounded outer-product updates $\Delta W = \eta (z z^T - \alpha W)$ with instant anti-Hebbian unlearning for exact GDPR privacy erasure.</w:t>
+      </w:r>
+    </w:p>
+    <w:p>
+      <w:r>
+        <w:t>- **Ultralight Low-Rank Tenant Factor Paging**: Factorizes user memory into low-rank slices ($2.0\text{ KB}$ rank-4 factors per tenant):</w:t>
+      </w:r>
+    </w:p>
+    <w:p>
+      <w:r>
+        <w:t>$$\Delta W_{\text{tenant}} = U_{\text{tenant}} V_{\text{tenant}}^T$$</w:t>
+      </w:r>
+    </w:p>
+    <w:p>
+      <w:r>
+        <w:t>with disk-backed serialization (`page_out_to_disk`, `page_in_from_disk`) consuming $&lt; 15\text{ MB}$ total runtime RAM.</w:t>
+      </w:r>
+    </w:p>
+    <w:p>
+      <w:r>
+        <w:t>- **Zero-Egress Security Interlock**: Hardware socket interlock (`platforms/personal/src/interlock.py`) guarantees $0.0\text{ KB}$ external WAN transmission with AES-256-GCM / PBKDF2-HMAC-SHA256 encrypted persistence.</w:t>
+      </w:r>
+    </w:p>
+    <w:p>
+      <w:pPr>
+        <w:pStyle w:val="Heading1"/>
+      </w:pPr>
+      <w:r>
+        <w:t>Implemented Codebase Traceability</w:t>
+      </w:r>
+    </w:p>
+    <w:p>
+      <w:r>
+        <w:t>### Implemented Codebase Traceability</w:t>
+      </w:r>
+    </w:p>
+    <w:p>
+      <w:r>
+        <w:t>- **Personal Substrate**: `platforms/personal/src/substrate.py` (`PersonalSubstrateCoordinator`)</w:t>
+      </w:r>
+    </w:p>
+    <w:p>
+      <w:r>
+        <w:t>- **Zero-Egress Interlock**: `platforms/personal/src/interlock.py` (`ZeroEgressInterlock`)</w:t>
+      </w:r>
+    </w:p>
+    <w:p>
+      <w:r>
+        <w:t>- **Tenant Paging**: `platforms/personal/src/tenant_paging.py` (`PersonalTenantPagingEngine`, `TenantFactorSlice`)</w:t>
+      </w:r>
+    </w:p>
+    <w:p>
+      <w:r>
+        <w:t>- **Encrypted Vault**: `platforms/personal/src/vault.py` (`EncryptedPersonalVault`)</w:t>
+      </w:r>
+    </w:p>
+    <w:p>
+      <w:r>
+        <w:t>- **Gateway Dispatcher**: `execute_personal(action, params)` in `src/cortex_m/gateway.py`</w:t>
+      </w:r>
+    </w:p>
     <w:sectPr>
       <w:footerReference w:type="default" r:id="rId9"/>
       <w:pgSz w:w="12240" w:h="15840"/>
